--- a/de/wisdom-stories/prayer-for-relief.docx
+++ b/de/wisdom-stories/prayer-for-relief.docx
@@ -40,7 +40,7 @@
         <w:rPr>
           <w:lang/>
         </w:rPr>
-        <w:t>Bei Deinen Namen, der Allerbarmer und der Barmherzige: Lindere unsere Not.</w:t>
+        <w:t>Bei Deinen Namen „der Allerbarmer“ und „der Barmherzige“: Lindere unsere Not.</w:t>
       </w:r>
     </w:p>
     <w:p>
@@ -53,7 +53,7 @@
         <w:rPr>
           <w:lang/>
         </w:rPr>
-        <w:t>Bei Deinen Namen, der stets Vergebende und der die Reue Annimmt: Vergib uns unsere Sünden und nimm unsere Reue an.</w:t>
+        <w:t>Bei Deinen Namen „der stets Vergebende“ und „der die Reue annimmt“: Vergib uns unsere Sünden und nimm unsere Reue an.</w:t>
       </w:r>
     </w:p>
     <w:p>
@@ -66,7 +66,7 @@
         <w:rPr>
           <w:lang/>
         </w:rPr>
-        <w:t>Bei Deinem Namen, der Versorger: Segne unseren Lebensunterhalt.</w:t>
+        <w:t>Bei Deinem Namen „der Versorger“: Segne unseren Lebensunterhalt.</w:t>
       </w:r>
     </w:p>
     <w:p>
@@ -79,7 +79,7 @@
         <w:rPr>
           <w:lang/>
         </w:rPr>
-        <w:t>Bei Deinem Namen, der Heiler: Schenke unseren Kranken Heilung.</w:t>
+        <w:t>Bei Deinem Namen „der Heiler“: Schenke unseren Kranken Heilung.</w:t>
       </w:r>
     </w:p>
     <w:p>
@@ -92,7 +92,7 @@
         <w:rPr>
           <w:lang/>
         </w:rPr>
-        <w:t>Bei Deinem Namen, der Öffnende: Öffne uns Türen zum Guten.</w:t>
+        <w:t>Bei Deinem Namen „der Öffnende“: Öffne uns Türen zum Guten.</w:t>
       </w:r>
     </w:p>
     <w:p>
